--- a/public/assets/files/niestacjonarne/TIN.docx
+++ b/public/assets/files/niestacjonarne/TIN.docx
@@ -523,6 +523,7 @@
                 <w:i w:val="0"/>
                 <w:sz w:val="22"/>
               </w:rPr>
+              <w:t>I</w:t>
             </w:r>
           </w:p>
         </w:tc>
@@ -560,6 +561,7 @@
                 <w:i w:val="0"/>
                 <w:sz w:val="22"/>
               </w:rPr>
+              <w:t>obligatoryjny</w:t>
             </w:r>
           </w:p>
         </w:tc>

--- a/public/assets/files/niestacjonarne/TIN.docx
+++ b/public/assets/files/niestacjonarne/TIN.docx
@@ -681,12 +681,22 @@
         <w:tblW w:w="5000" w:type="pct"/>
       </w:tblPr>
       <w:tblGrid>
-        <w:gridCol w:w="9972"/>
+        <w:gridCol w:w="997"/>
+        <w:gridCol w:w="997"/>
+        <w:gridCol w:w="997"/>
+        <w:gridCol w:w="997"/>
+        <w:gridCol w:w="997"/>
+        <w:gridCol w:w="997"/>
+        <w:gridCol w:w="997"/>
+        <w:gridCol w:w="997"/>
+        <w:gridCol w:w="997"/>
+        <w:gridCol w:w="997"/>
       </w:tblGrid>
       <w:tr>
         <w:tc>
           <w:tcPr>
-            <w:tcW w:type="dxa" w:w="9972"/>
+            <w:tcW w:type="dxa" w:w="9970"/>
+            <w:gridSpan w:val="10"/>
             <w:shd w:val="clear" w:color="auto" w:fill="D9D9D9"/>
           </w:tcPr>
           <w:p>
@@ -705,31 +715,34 @@
           </w:p>
         </w:tc>
       </w:tr>
-    </w:tbl>
-    <w:tbl>
-      <w:tblPr>
-        <w:tblW w:type="auto" w:w="0"/>
-        <w:tblLook w:firstColumn="1" w:firstRow="1" w:lastColumn="0" w:lastRow="0" w:noHBand="0" w:noVBand="1" w:val="04A0"/>
-        <w:tblBorders>
-          <w:top w:val="single" w:sz="4" w:space="0" w:color="000000"/>
-          <w:left w:val="single" w:sz="4" w:space="0" w:color="000000"/>
-          <w:bottom w:val="single" w:sz="4" w:space="0" w:color="000000"/>
-          <w:right w:val="single" w:sz="4" w:space="0" w:color="000000"/>
-          <w:insideH w:val="single" w:sz="4" w:space="0" w:color="000000"/>
-          <w:insideV w:val="single" w:sz="4" w:space="0" w:color="000000"/>
-        </w:tblBorders>
-        <w:tblW w:w="5000" w:type="pct"/>
-      </w:tblPr>
-      <w:tblGrid>
-        <w:gridCol w:w="2493"/>
-        <w:gridCol w:w="2493"/>
-        <w:gridCol w:w="2493"/>
-        <w:gridCol w:w="2493"/>
-      </w:tblGrid>
       <w:tr>
         <w:tc>
           <w:tcPr>
-            <w:tcW w:type="dxa" w:w="2493"/>
+            <w:tcW w:type="dxa" w:w="9970"/>
+            <w:gridSpan w:val="10"/>
+            <w:shd w:val="clear" w:color="auto" w:fill="D9D9D9"/>
+          </w:tcPr>
+          <w:p>
+            <w:pPr>
+              <w:spacing w:before="20" w:after="20"/>
+            </w:pPr>
+            <w:r>
+              <w:rPr>
+                <w:rFonts w:ascii="Aptos" w:hAnsi="Aptos"/>
+                <w:b w:val="0"/>
+                <w:i w:val="0"/>
+                <w:sz w:val="16"/>
+              </w:rPr>
+              <w:t>Wymiar godzinowy (liczba godzin w semestrze)</w:t>
+            </w:r>
+          </w:p>
+        </w:tc>
+      </w:tr>
+      <w:tr>
+        <w:tc>
+          <w:tcPr>
+            <w:tcW w:type="dxa" w:w="1994"/>
+            <w:gridSpan w:val="2"/>
             <w:shd w:val="clear" w:color="auto" w:fill="D9D9D9"/>
           </w:tcPr>
           <w:p>
@@ -749,7 +762,8 @@
         </w:tc>
         <w:tc>
           <w:tcPr>
-            <w:tcW w:type="dxa" w:w="2493"/>
+            <w:tcW w:type="dxa" w:w="2991"/>
+            <w:gridSpan w:val="3"/>
             <w:shd w:val="clear" w:color="auto" w:fill="D9D9D9"/>
           </w:tcPr>
           <w:p>
@@ -769,7 +783,8 @@
         </w:tc>
         <w:tc>
           <w:tcPr>
-            <w:tcW w:type="dxa" w:w="2493"/>
+            <w:tcW w:type="dxa" w:w="2991"/>
+            <w:gridSpan w:val="3"/>
             <w:shd w:val="clear" w:color="auto" w:fill="D9D9D9"/>
           </w:tcPr>
           <w:p>
@@ -789,7 +804,8 @@
         </w:tc>
         <w:tc>
           <w:tcPr>
-            <w:tcW w:type="dxa" w:w="2493"/>
+            <w:tcW w:type="dxa" w:w="1994"/>
+            <w:gridSpan w:val="2"/>
             <w:shd w:val="clear" w:color="auto" w:fill="D9D9D9"/>
           </w:tcPr>
           <w:p>
@@ -811,7 +827,8 @@
       <w:tr>
         <w:tc>
           <w:tcPr>
-            <w:tcW w:type="dxa" w:w="2493"/>
+            <w:tcW w:type="dxa" w:w="1994"/>
+            <w:gridSpan w:val="2"/>
           </w:tcPr>
           <w:p>
             <w:pPr>
@@ -830,7 +847,8 @@
         </w:tc>
         <w:tc>
           <w:tcPr>
-            <w:tcW w:type="dxa" w:w="2493"/>
+            <w:tcW w:type="dxa" w:w="2991"/>
+            <w:gridSpan w:val="3"/>
           </w:tcPr>
           <w:p>
             <w:pPr>
@@ -849,7 +867,8 @@
         </w:tc>
         <w:tc>
           <w:tcPr>
-            <w:tcW w:type="dxa" w:w="2493"/>
+            <w:tcW w:type="dxa" w:w="2991"/>
+            <w:gridSpan w:val="3"/>
           </w:tcPr>
           <w:p>
             <w:pPr>
@@ -868,7 +887,8 @@
         </w:tc>
         <w:tc>
           <w:tcPr>
-            <w:tcW w:type="dxa" w:w="2493"/>
+            <w:tcW w:type="dxa" w:w="1994"/>
+            <w:gridSpan w:val="2"/>
           </w:tcPr>
           <w:p>
             <w:pPr>
@@ -886,30 +906,34 @@
           </w:p>
         </w:tc>
       </w:tr>
-    </w:tbl>
-    <w:tbl>
-      <w:tblPr>
-        <w:tblW w:type="auto" w:w="0"/>
-        <w:tblLook w:firstColumn="1" w:firstRow="1" w:lastColumn="0" w:lastRow="0" w:noHBand="0" w:noVBand="1" w:val="04A0"/>
-        <w:tblBorders>
-          <w:top w:val="single" w:sz="4" w:space="0" w:color="000000"/>
-          <w:left w:val="single" w:sz="4" w:space="0" w:color="000000"/>
-          <w:bottom w:val="single" w:sz="4" w:space="0" w:color="000000"/>
-          <w:right w:val="single" w:sz="4" w:space="0" w:color="000000"/>
-          <w:insideH w:val="single" w:sz="4" w:space="0" w:color="000000"/>
-          <w:insideV w:val="single" w:sz="4" w:space="0" w:color="000000"/>
-        </w:tblBorders>
-        <w:tblW w:w="5000" w:type="pct"/>
-      </w:tblPr>
-      <w:tblGrid>
-        <w:gridCol w:w="3324"/>
-        <w:gridCol w:w="3324"/>
-        <w:gridCol w:w="3324"/>
-      </w:tblGrid>
       <w:tr>
         <w:tc>
           <w:tcPr>
-            <w:tcW w:type="dxa" w:w="3324"/>
+            <w:tcW w:type="dxa" w:w="9970"/>
+            <w:gridSpan w:val="10"/>
+            <w:shd w:val="clear" w:color="auto" w:fill="D9D9D9"/>
+          </w:tcPr>
+          <w:p>
+            <w:pPr>
+              <w:spacing w:before="20" w:after="20"/>
+            </w:pPr>
+            <w:r>
+              <w:rPr>
+                <w:rFonts w:ascii="Aptos" w:hAnsi="Aptos"/>
+                <w:b/>
+                <w:i w:val="0"/>
+                <w:sz w:val="22"/>
+              </w:rPr>
+              <w:t>Bilans ECTS</w:t>
+            </w:r>
+          </w:p>
+        </w:tc>
+      </w:tr>
+      <w:tr>
+        <w:tc>
+          <w:tcPr>
+            <w:tcW w:type="dxa" w:w="4985"/>
+            <w:gridSpan w:val="5"/>
             <w:shd w:val="clear" w:color="auto" w:fill="D9D9D9"/>
           </w:tcPr>
           <w:p>
@@ -929,7 +953,8 @@
         </w:tc>
         <w:tc>
           <w:tcPr>
-            <w:tcW w:type="dxa" w:w="3324"/>
+            <w:tcW w:type="dxa" w:w="2991"/>
+            <w:gridSpan w:val="3"/>
             <w:shd w:val="clear" w:color="auto" w:fill="D9D9D9"/>
           </w:tcPr>
           <w:p>
@@ -949,7 +974,8 @@
         </w:tc>
         <w:tc>
           <w:tcPr>
-            <w:tcW w:type="dxa" w:w="3324"/>
+            <w:tcW w:type="dxa" w:w="1994"/>
+            <w:gridSpan w:val="2"/>
             <w:shd w:val="clear" w:color="auto" w:fill="D9D9D9"/>
           </w:tcPr>
           <w:p>
@@ -971,7 +997,8 @@
       <w:tr>
         <w:tc>
           <w:tcPr>
-            <w:tcW w:type="dxa" w:w="3324"/>
+            <w:tcW w:type="dxa" w:w="4985"/>
+            <w:gridSpan w:val="5"/>
           </w:tcPr>
           <w:p>
             <w:pPr>
@@ -990,7 +1017,8 @@
         </w:tc>
         <w:tc>
           <w:tcPr>
-            <w:tcW w:type="dxa" w:w="3324"/>
+            <w:tcW w:type="dxa" w:w="2991"/>
+            <w:gridSpan w:val="3"/>
           </w:tcPr>
           <w:p>
             <w:pPr>
@@ -1009,7 +1037,8 @@
         </w:tc>
         <w:tc>
           <w:tcPr>
-            <w:tcW w:type="dxa" w:w="3324"/>
+            <w:tcW w:type="dxa" w:w="1994"/>
+            <w:gridSpan w:val="2"/>
           </w:tcPr>
           <w:p>
             <w:pPr>
@@ -1030,7 +1059,8 @@
       <w:tr>
         <w:tc>
           <w:tcPr>
-            <w:tcW w:type="dxa" w:w="3324"/>
+            <w:tcW w:type="dxa" w:w="4985"/>
+            <w:gridSpan w:val="5"/>
           </w:tcPr>
           <w:p>
             <w:pPr>
@@ -1049,7 +1079,8 @@
         </w:tc>
         <w:tc>
           <w:tcPr>
-            <w:tcW w:type="dxa" w:w="3324"/>
+            <w:tcW w:type="dxa" w:w="2991"/>
+            <w:gridSpan w:val="3"/>
           </w:tcPr>
           <w:p>
             <w:pPr>
@@ -1068,7 +1099,8 @@
         </w:tc>
         <w:tc>
           <w:tcPr>
-            <w:tcW w:type="dxa" w:w="3324"/>
+            <w:tcW w:type="dxa" w:w="1994"/>
+            <w:gridSpan w:val="2"/>
           </w:tcPr>
           <w:p>
             <w:pPr>
@@ -1089,7 +1121,29 @@
       <w:tr>
         <w:tc>
           <w:tcPr>
-            <w:tcW w:type="dxa" w:w="3324"/>
+            <w:tcW w:type="dxa" w:w="4985"/>
+            <w:gridSpan w:val="5"/>
+            <w:shd w:val="clear" w:color="auto" w:fill="D9D9D9"/>
+          </w:tcPr>
+          <w:p>
+            <w:pPr>
+              <w:spacing w:before="20" w:after="20"/>
+            </w:pPr>
+            <w:r>
+              <w:rPr>
+                <w:rFonts w:ascii="Aptos" w:hAnsi="Aptos"/>
+                <w:b/>
+                <w:i w:val="0"/>
+                <w:sz w:val="16"/>
+              </w:rPr>
+              <w:t>Opis samodzielnej pracy studenta</w:t>
+            </w:r>
+          </w:p>
+        </w:tc>
+        <w:tc>
+          <w:tcPr>
+            <w:tcW w:type="dxa" w:w="4985"/>
+            <w:gridSpan w:val="5"/>
           </w:tcPr>
           <w:p>
             <w:pPr>
@@ -1102,45 +1156,6 @@
                 <w:i w:val="0"/>
                 <w:sz w:val="22"/>
               </w:rPr>
-              <w:t>Suma</w:t>
-            </w:r>
-          </w:p>
-        </w:tc>
-        <w:tc>
-          <w:tcPr>
-            <w:tcW w:type="dxa" w:w="3324"/>
-          </w:tcPr>
-          <w:p>
-            <w:pPr>
-              <w:spacing w:before="20" w:after="20"/>
-            </w:pPr>
-            <w:r>
-              <w:rPr>
-                <w:rFonts w:ascii="Aptos" w:hAnsi="Aptos"/>
-                <w:b w:val="0"/>
-                <w:i w:val="0"/>
-                <w:sz w:val="22"/>
-              </w:rPr>
-              <w:t>100</w:t>
-            </w:r>
-          </w:p>
-        </w:tc>
-        <w:tc>
-          <w:tcPr>
-            <w:tcW w:type="dxa" w:w="3324"/>
-          </w:tcPr>
-          <w:p>
-            <w:pPr>
-              <w:spacing w:before="20" w:after="20"/>
-            </w:pPr>
-            <w:r>
-              <w:rPr>
-                <w:rFonts w:ascii="Aptos" w:hAnsi="Aptos"/>
-                <w:b w:val="0"/>
-                <w:i w:val="0"/>
-                <w:sz w:val="22"/>
-              </w:rPr>
-              <w:t>4</w:t>
             </w:r>
           </w:p>
         </w:tc>
@@ -1970,14 +1985,14 @@
         <w:tblW w:w="5000" w:type="pct"/>
       </w:tblPr>
       <w:tblGrid>
-        <w:gridCol w:w="3324"/>
-        <w:gridCol w:w="3324"/>
-        <w:gridCol w:w="3324"/>
+        <w:gridCol w:w="680"/>
+        <w:gridCol w:w="4536"/>
+        <w:gridCol w:w="4252"/>
       </w:tblGrid>
       <w:tr>
         <w:tc>
           <w:tcPr>
-            <w:tcW w:type="dxa" w:w="9972"/>
+            <w:tcW w:type="dxa" w:w="9468"/>
             <w:gridSpan w:val="3"/>
             <w:shd w:val="clear" w:color="auto" w:fill="D9D9D9"/>
           </w:tcPr>
@@ -2000,7 +2015,7 @@
       <w:tr>
         <w:tc>
           <w:tcPr>
-            <w:tcW w:type="dxa" w:w="3324"/>
+            <w:tcW w:type="dxa" w:w="680"/>
             <w:shd w:val="clear" w:color="auto" w:fill="D9D9D9"/>
           </w:tcPr>
           <w:p>
@@ -2020,7 +2035,7 @@
         </w:tc>
         <w:tc>
           <w:tcPr>
-            <w:tcW w:type="dxa" w:w="3324"/>
+            <w:tcW w:type="dxa" w:w="4536"/>
             <w:shd w:val="clear" w:color="auto" w:fill="D9D9D9"/>
           </w:tcPr>
           <w:p>
@@ -2040,7 +2055,7 @@
         </w:tc>
         <w:tc>
           <w:tcPr>
-            <w:tcW w:type="dxa" w:w="3324"/>
+            <w:tcW w:type="dxa" w:w="4252"/>
             <w:shd w:val="clear" w:color="auto" w:fill="D9D9D9"/>
           </w:tcPr>
           <w:p>
@@ -2062,7 +2077,7 @@
       <w:tr>
         <w:tc>
           <w:tcPr>
-            <w:tcW w:type="dxa" w:w="3324"/>
+            <w:tcW w:type="dxa" w:w="680"/>
           </w:tcPr>
           <w:p>
             <w:pPr>
@@ -2081,7 +2096,7 @@
         </w:tc>
         <w:tc>
           <w:tcPr>
-            <w:tcW w:type="dxa" w:w="3324"/>
+            <w:tcW w:type="dxa" w:w="4536"/>
           </w:tcPr>
           <w:p>
             <w:pPr>
@@ -2100,7 +2115,7 @@
         </w:tc>
         <w:tc>
           <w:tcPr>
-            <w:tcW w:type="dxa" w:w="3324"/>
+            <w:tcW w:type="dxa" w:w="4252"/>
           </w:tcPr>
           <w:p>
             <w:pPr>
@@ -2120,7 +2135,7 @@
       <w:tr>
         <w:tc>
           <w:tcPr>
-            <w:tcW w:type="dxa" w:w="3324"/>
+            <w:tcW w:type="dxa" w:w="680"/>
           </w:tcPr>
           <w:p>
             <w:pPr>
@@ -2139,7 +2154,7 @@
         </w:tc>
         <w:tc>
           <w:tcPr>
-            <w:tcW w:type="dxa" w:w="3324"/>
+            <w:tcW w:type="dxa" w:w="4536"/>
           </w:tcPr>
           <w:p>
             <w:pPr>
@@ -2158,7 +2173,7 @@
         </w:tc>
         <w:tc>
           <w:tcPr>
-            <w:tcW w:type="dxa" w:w="3324"/>
+            <w:tcW w:type="dxa" w:w="4252"/>
           </w:tcPr>
           <w:p>
             <w:pPr>
@@ -2178,7 +2193,7 @@
       <w:tr>
         <w:tc>
           <w:tcPr>
-            <w:tcW w:type="dxa" w:w="3324"/>
+            <w:tcW w:type="dxa" w:w="680"/>
           </w:tcPr>
           <w:p>
             <w:pPr>
@@ -2197,7 +2212,7 @@
         </w:tc>
         <w:tc>
           <w:tcPr>
-            <w:tcW w:type="dxa" w:w="3324"/>
+            <w:tcW w:type="dxa" w:w="4536"/>
           </w:tcPr>
           <w:p>
             <w:pPr>
@@ -2216,7 +2231,7 @@
         </w:tc>
         <w:tc>
           <w:tcPr>
-            <w:tcW w:type="dxa" w:w="3324"/>
+            <w:tcW w:type="dxa" w:w="4252"/>
           </w:tcPr>
           <w:p>
             <w:pPr>
@@ -2236,7 +2251,7 @@
       <w:tr>
         <w:tc>
           <w:tcPr>
-            <w:tcW w:type="dxa" w:w="3324"/>
+            <w:tcW w:type="dxa" w:w="680"/>
           </w:tcPr>
           <w:p>
             <w:pPr>
@@ -2255,7 +2270,7 @@
         </w:tc>
         <w:tc>
           <w:tcPr>
-            <w:tcW w:type="dxa" w:w="3324"/>
+            <w:tcW w:type="dxa" w:w="4536"/>
           </w:tcPr>
           <w:p>
             <w:pPr>
@@ -2274,7 +2289,7 @@
         </w:tc>
         <w:tc>
           <w:tcPr>
-            <w:tcW w:type="dxa" w:w="3324"/>
+            <w:tcW w:type="dxa" w:w="4252"/>
           </w:tcPr>
           <w:p>
             <w:pPr>
@@ -2294,7 +2309,7 @@
       <w:tr>
         <w:tc>
           <w:tcPr>
-            <w:tcW w:type="dxa" w:w="3324"/>
+            <w:tcW w:type="dxa" w:w="680"/>
           </w:tcPr>
           <w:p>
             <w:pPr>
@@ -2313,7 +2328,7 @@
         </w:tc>
         <w:tc>
           <w:tcPr>
-            <w:tcW w:type="dxa" w:w="3324"/>
+            <w:tcW w:type="dxa" w:w="4536"/>
           </w:tcPr>
           <w:p>
             <w:pPr>
@@ -2332,7 +2347,7 @@
         </w:tc>
         <w:tc>
           <w:tcPr>
-            <w:tcW w:type="dxa" w:w="3324"/>
+            <w:tcW w:type="dxa" w:w="4252"/>
           </w:tcPr>
           <w:p>
             <w:pPr>
@@ -2352,7 +2367,7 @@
       <w:tr>
         <w:tc>
           <w:tcPr>
-            <w:tcW w:type="dxa" w:w="3324"/>
+            <w:tcW w:type="dxa" w:w="680"/>
           </w:tcPr>
           <w:p>
             <w:pPr>
@@ -2371,7 +2386,7 @@
         </w:tc>
         <w:tc>
           <w:tcPr>
-            <w:tcW w:type="dxa" w:w="3324"/>
+            <w:tcW w:type="dxa" w:w="4536"/>
           </w:tcPr>
           <w:p>
             <w:pPr>
@@ -2390,7 +2405,7 @@
         </w:tc>
         <w:tc>
           <w:tcPr>
-            <w:tcW w:type="dxa" w:w="3324"/>
+            <w:tcW w:type="dxa" w:w="4252"/>
           </w:tcPr>
           <w:p>
             <w:pPr>
@@ -2410,7 +2425,7 @@
       <w:tr>
         <w:tc>
           <w:tcPr>
-            <w:tcW w:type="dxa" w:w="3324"/>
+            <w:tcW w:type="dxa" w:w="680"/>
           </w:tcPr>
           <w:p>
             <w:pPr>
@@ -2429,7 +2444,7 @@
         </w:tc>
         <w:tc>
           <w:tcPr>
-            <w:tcW w:type="dxa" w:w="3324"/>
+            <w:tcW w:type="dxa" w:w="4536"/>
           </w:tcPr>
           <w:p>
             <w:pPr>
@@ -2448,7 +2463,7 @@
         </w:tc>
         <w:tc>
           <w:tcPr>
-            <w:tcW w:type="dxa" w:w="3324"/>
+            <w:tcW w:type="dxa" w:w="4252"/>
           </w:tcPr>
           <w:p>
             <w:pPr>
@@ -2468,7 +2483,7 @@
       <w:tr>
         <w:tc>
           <w:tcPr>
-            <w:tcW w:type="dxa" w:w="3324"/>
+            <w:tcW w:type="dxa" w:w="680"/>
           </w:tcPr>
           <w:p>
             <w:pPr>
@@ -2487,7 +2502,7 @@
         </w:tc>
         <w:tc>
           <w:tcPr>
-            <w:tcW w:type="dxa" w:w="3324"/>
+            <w:tcW w:type="dxa" w:w="4536"/>
           </w:tcPr>
           <w:p>
             <w:pPr>
@@ -2506,7 +2521,7 @@
         </w:tc>
         <w:tc>
           <w:tcPr>
-            <w:tcW w:type="dxa" w:w="3324"/>
+            <w:tcW w:type="dxa" w:w="4252"/>
           </w:tcPr>
           <w:p>
             <w:pPr>
@@ -2526,7 +2541,7 @@
       <w:tr>
         <w:tc>
           <w:tcPr>
-            <w:tcW w:type="dxa" w:w="3324"/>
+            <w:tcW w:type="dxa" w:w="680"/>
           </w:tcPr>
           <w:p>
             <w:pPr>
@@ -2545,7 +2560,7 @@
         </w:tc>
         <w:tc>
           <w:tcPr>
-            <w:tcW w:type="dxa" w:w="3324"/>
+            <w:tcW w:type="dxa" w:w="4536"/>
           </w:tcPr>
           <w:p>
             <w:pPr>
@@ -2564,7 +2579,7 @@
         </w:tc>
         <w:tc>
           <w:tcPr>
-            <w:tcW w:type="dxa" w:w="3324"/>
+            <w:tcW w:type="dxa" w:w="4252"/>
           </w:tcPr>
           <w:p>
             <w:pPr>
@@ -2584,7 +2599,7 @@
       <w:tr>
         <w:tc>
           <w:tcPr>
-            <w:tcW w:type="dxa" w:w="3324"/>
+            <w:tcW w:type="dxa" w:w="680"/>
           </w:tcPr>
           <w:p>
             <w:pPr>
@@ -2603,7 +2618,7 @@
         </w:tc>
         <w:tc>
           <w:tcPr>
-            <w:tcW w:type="dxa" w:w="3324"/>
+            <w:tcW w:type="dxa" w:w="4536"/>
           </w:tcPr>
           <w:p>
             <w:pPr>
@@ -2622,7 +2637,7 @@
         </w:tc>
         <w:tc>
           <w:tcPr>
-            <w:tcW w:type="dxa" w:w="3324"/>
+            <w:tcW w:type="dxa" w:w="4252"/>
           </w:tcPr>
           <w:p>
             <w:pPr>
@@ -2642,7 +2657,7 @@
       <w:tr>
         <w:tc>
           <w:tcPr>
-            <w:tcW w:type="dxa" w:w="3324"/>
+            <w:tcW w:type="dxa" w:w="680"/>
           </w:tcPr>
           <w:p>
             <w:pPr>
@@ -2661,7 +2676,7 @@
         </w:tc>
         <w:tc>
           <w:tcPr>
-            <w:tcW w:type="dxa" w:w="3324"/>
+            <w:tcW w:type="dxa" w:w="4536"/>
           </w:tcPr>
           <w:p>
             <w:pPr>
@@ -2680,7 +2695,7 @@
         </w:tc>
         <w:tc>
           <w:tcPr>
-            <w:tcW w:type="dxa" w:w="3324"/>
+            <w:tcW w:type="dxa" w:w="4252"/>
           </w:tcPr>
           <w:p>
             <w:pPr>
@@ -2700,7 +2715,7 @@
       <w:tr>
         <w:tc>
           <w:tcPr>
-            <w:tcW w:type="dxa" w:w="3324"/>
+            <w:tcW w:type="dxa" w:w="680"/>
           </w:tcPr>
           <w:p>
             <w:pPr>
@@ -2719,7 +2734,7 @@
         </w:tc>
         <w:tc>
           <w:tcPr>
-            <w:tcW w:type="dxa" w:w="3324"/>
+            <w:tcW w:type="dxa" w:w="4536"/>
           </w:tcPr>
           <w:p>
             <w:pPr>
@@ -2738,7 +2753,7 @@
         </w:tc>
         <w:tc>
           <w:tcPr>
-            <w:tcW w:type="dxa" w:w="3324"/>
+            <w:tcW w:type="dxa" w:w="4252"/>
           </w:tcPr>
           <w:p>
             <w:pPr>
@@ -2758,7 +2773,7 @@
       <w:tr>
         <w:tc>
           <w:tcPr>
-            <w:tcW w:type="dxa" w:w="3324"/>
+            <w:tcW w:type="dxa" w:w="680"/>
           </w:tcPr>
           <w:p>
             <w:pPr>
@@ -2777,7 +2792,7 @@
         </w:tc>
         <w:tc>
           <w:tcPr>
-            <w:tcW w:type="dxa" w:w="3324"/>
+            <w:tcW w:type="dxa" w:w="4536"/>
           </w:tcPr>
           <w:p>
             <w:pPr>
@@ -2796,7 +2811,7 @@
         </w:tc>
         <w:tc>
           <w:tcPr>
-            <w:tcW w:type="dxa" w:w="3324"/>
+            <w:tcW w:type="dxa" w:w="4252"/>
           </w:tcPr>
           <w:p>
             <w:pPr>
@@ -2816,7 +2831,7 @@
       <w:tr>
         <w:tc>
           <w:tcPr>
-            <w:tcW w:type="dxa" w:w="3324"/>
+            <w:tcW w:type="dxa" w:w="680"/>
           </w:tcPr>
           <w:p>
             <w:pPr>
@@ -2835,7 +2850,7 @@
         </w:tc>
         <w:tc>
           <w:tcPr>
-            <w:tcW w:type="dxa" w:w="3324"/>
+            <w:tcW w:type="dxa" w:w="4536"/>
           </w:tcPr>
           <w:p>
             <w:pPr>
@@ -2854,7 +2869,7 @@
         </w:tc>
         <w:tc>
           <w:tcPr>
-            <w:tcW w:type="dxa" w:w="3324"/>
+            <w:tcW w:type="dxa" w:w="4252"/>
           </w:tcPr>
           <w:p>
             <w:pPr>
@@ -3224,6 +3239,7 @@
                 <w:i w:val="0"/>
                 <w:sz w:val="22"/>
               </w:rPr>
+              <w:t>wykład z elementami dyskusji z prezentacją multimedialną; burza mózgów; rozwiązywanie zadań; analiza przypadków; projekt praktyczny; Kryteria oceny; 50% Kolokwium pisemne; 50% Projekt praktyczny</w:t>
             </w:r>
           </w:p>
         </w:tc>
@@ -3282,6 +3298,7 @@
                 <w:i w:val="0"/>
                 <w:sz w:val="22"/>
               </w:rPr>
+              <w:t>wykład z elementami dyskusji z prezentacją multimedialną; burza mózgów; rozwiązywanie zadań; analiza przypadków; projekt praktyczny; Kryteria oceny; 50% Kolokwium pisemne; 50% Projekt praktyczny</w:t>
             </w:r>
           </w:p>
         </w:tc>
@@ -3445,6 +3462,7 @@
                 <w:i w:val="0"/>
                 <w:sz w:val="22"/>
               </w:rPr>
+              <w:t>wykład z elementami dyskusji z prezentacją multimedialną; burza mózgów; rozwiązywanie zadań; analiza przypadków; projekt praktyczny; Kryteria oceny; 50% Kolokwium pisemne; 50% Projekt praktyczny</w:t>
             </w:r>
           </w:p>
         </w:tc>
@@ -3503,6 +3521,7 @@
                 <w:i w:val="0"/>
                 <w:sz w:val="22"/>
               </w:rPr>
+              <w:t>wykład z elementami dyskusji z prezentacją multimedialną; burza mózgów; rozwiązywanie zadań; analiza przypadków; projekt praktyczny; Kryteria oceny; 50% Kolokwium pisemne; 50% Projekt praktyczny</w:t>
             </w:r>
           </w:p>
         </w:tc>
@@ -3561,6 +3580,7 @@
                 <w:i w:val="0"/>
                 <w:sz w:val="22"/>
               </w:rPr>
+              <w:t>wykład z elementami dyskusji z prezentacją multimedialną; burza mózgów; rozwiązywanie zadań; analiza przypadków; projekt praktyczny; Kryteria oceny; 50% Kolokwium pisemne; 50% Projekt praktyczny</w:t>
             </w:r>
           </w:p>
         </w:tc>
@@ -3724,6 +3744,7 @@
                 <w:i w:val="0"/>
                 <w:sz w:val="22"/>
               </w:rPr>
+              <w:t>wykład z elementami dyskusji z prezentacją multimedialną; burza mózgów; rozwiązywanie zadań; analiza przypadków; projekt praktyczny; Kryteria oceny; 50% Kolokwium pisemne; 50% Projekt praktyczny</w:t>
             </w:r>
           </w:p>
         </w:tc>
@@ -3782,6 +3803,7 @@
                 <w:i w:val="0"/>
                 <w:sz w:val="22"/>
               </w:rPr>
+              <w:t>wykład z elementami dyskusji z prezentacją multimedialną; burza mózgów; rozwiązywanie zadań; analiza przypadków; projekt praktyczny; Kryteria oceny; 50% Kolokwium pisemne; 50% Projekt praktyczny</w:t>
             </w:r>
           </w:p>
         </w:tc>
@@ -3887,62 +3909,6 @@
                 <w:sz w:val="16"/>
               </w:rPr>
               <w:t>Wyposażenie specjalistyczne konieczne do realizacji przedmiotu</w:t>
-            </w:r>
-          </w:p>
-        </w:tc>
-      </w:tr>
-      <w:tr>
-        <w:tc>
-          <w:tcPr>
-            <w:tcW w:type="dxa" w:w="3324"/>
-          </w:tcPr>
-          <w:p>
-            <w:pPr>
-              <w:spacing w:before="20" w:after="20"/>
-            </w:pPr>
-            <w:r>
-              <w:rPr>
-                <w:rFonts w:ascii="Aptos" w:hAnsi="Aptos"/>
-                <w:b w:val="0"/>
-                <w:i w:val="0"/>
-                <w:sz w:val="22"/>
-              </w:rPr>
-            </w:r>
-          </w:p>
-        </w:tc>
-        <w:tc>
-          <w:tcPr>
-            <w:tcW w:type="dxa" w:w="3324"/>
-          </w:tcPr>
-          <w:p>
-            <w:pPr>
-              <w:spacing w:before="20" w:after="20"/>
-            </w:pPr>
-            <w:r>
-              <w:rPr>
-                <w:rFonts w:ascii="Aptos" w:hAnsi="Aptos"/>
-                <w:b w:val="0"/>
-                <w:i w:val="0"/>
-                <w:sz w:val="22"/>
-              </w:rPr>
-            </w:r>
-          </w:p>
-        </w:tc>
-        <w:tc>
-          <w:tcPr>
-            <w:tcW w:type="dxa" w:w="3324"/>
-          </w:tcPr>
-          <w:p>
-            <w:pPr>
-              <w:spacing w:before="20" w:after="20"/>
-            </w:pPr>
-            <w:r>
-              <w:rPr>
-                <w:rFonts w:ascii="Aptos" w:hAnsi="Aptos"/>
-                <w:b w:val="0"/>
-                <w:i w:val="0"/>
-                <w:sz w:val="22"/>
-              </w:rPr>
             </w:r>
           </w:p>
         </w:tc>

--- a/public/assets/files/niestacjonarne/TIN.docx
+++ b/public/assets/files/niestacjonarne/TIN.docx
@@ -1156,6 +1156,7 @@
                 <w:i w:val="0"/>
                 <w:sz w:val="22"/>
               </w:rPr>
+              <w:t>Implementacja projektu z technologii internetowych; ćwiczenia z protokołów sieciowych i usług webowych; przygotowanie do kolokwium pisemnego.</w:t>
             </w:r>
           </w:p>
         </w:tc>
@@ -1266,7 +1267,97 @@
           <w:tcPr>
             <w:tcW w:type="dxa" w:w="9972"/>
           </w:tcPr>
-          <w:p/>
+          <w:p>
+            <w:pPr>
+              <w:spacing w:before="20" w:after="20"/>
+            </w:pPr>
+            <w:r>
+              <w:rPr>
+                <w:rFonts w:ascii="Aptos" w:hAnsi="Aptos"/>
+                <w:b/>
+                <w:sz w:val="22"/>
+              </w:rPr>
+              <w:t>Wykład:</w:t>
+            </w:r>
+          </w:p>
+          <w:p>
+            <w:pPr>
+              <w:spacing w:before="20" w:after="20"/>
+            </w:pPr>
+            <w:r>
+              <w:rPr>
+                <w:rFonts w:ascii="Aptos" w:hAnsi="Aptos"/>
+                <w:b w:val="0"/>
+                <w:sz w:val="22"/>
+              </w:rPr>
+              <w:t>• wykład z prezentacją multimedialną</w:t>
+            </w:r>
+          </w:p>
+          <w:p>
+            <w:pPr>
+              <w:spacing w:before="20" w:after="20"/>
+            </w:pPr>
+            <w:r>
+              <w:rPr>
+                <w:rFonts w:ascii="Aptos" w:hAnsi="Aptos"/>
+                <w:b w:val="0"/>
+                <w:sz w:val="22"/>
+              </w:rPr>
+              <w:t>• wykład konwersatoryjny (z elementami dyskusji)</w:t>
+            </w:r>
+          </w:p>
+          <w:p>
+            <w:pPr>
+              <w:spacing w:before="20" w:after="20"/>
+            </w:pPr>
+            <w:r>
+              <w:rPr>
+                <w:rFonts w:ascii="Aptos" w:hAnsi="Aptos"/>
+                <w:b/>
+                <w:sz w:val="22"/>
+              </w:rPr>
+              <w:t>Ćwiczenia / Laboratorium:</w:t>
+            </w:r>
+          </w:p>
+          <w:p>
+            <w:pPr>
+              <w:spacing w:before="20" w:after="20"/>
+            </w:pPr>
+            <w:r>
+              <w:rPr>
+                <w:rFonts w:ascii="Aptos" w:hAnsi="Aptos"/>
+                <w:b w:val="0"/>
+                <w:sz w:val="22"/>
+              </w:rPr>
+              <w:t>• metoda projektów (projekt praktyczny)</w:t>
+            </w:r>
+          </w:p>
+          <w:p>
+            <w:pPr>
+              <w:spacing w:before="20" w:after="20"/>
+            </w:pPr>
+            <w:r>
+              <w:rPr>
+                <w:rFonts w:ascii="Aptos" w:hAnsi="Aptos"/>
+                <w:b w:val="0"/>
+                <w:sz w:val="22"/>
+              </w:rPr>
+              <w:t>• rozwiązywanie zadań</w:t>
+            </w:r>
+          </w:p>
+          <w:p>
+            <w:pPr>
+              <w:spacing w:before="20" w:after="20"/>
+            </w:pPr>
+            <w:r>
+              <w:rPr>
+                <w:rFonts w:ascii="Aptos" w:hAnsi="Aptos"/>
+                <w:b w:val="0"/>
+                <w:sz w:val="22"/>
+              </w:rPr>
+              <w:t>• burza mózgów</w:t>
+            </w:r>
+          </w:p>
         </w:tc>
       </w:tr>
     </w:tbl>
@@ -1517,91 +1608,7 @@
                 <w:rFonts w:ascii="Aptos" w:hAnsi="Aptos"/>
                 <w:sz w:val="22"/>
               </w:rPr>
-              <w:t>1. wykład z elementami dyskusji z prezentacją multimedialną</w:t>
-            </w:r>
-          </w:p>
-          <w:p>
-            <w:pPr>
-              <w:spacing w:before="20" w:after="20"/>
-            </w:pPr>
-            <w:r>
-              <w:rPr>
-                <w:rFonts w:ascii="Aptos" w:hAnsi="Aptos"/>
-                <w:sz w:val="22"/>
-              </w:rPr>
-              <w:t>2. burza mózgów</w:t>
-            </w:r>
-          </w:p>
-          <w:p>
-            <w:pPr>
-              <w:spacing w:before="20" w:after="20"/>
-            </w:pPr>
-            <w:r>
-              <w:rPr>
-                <w:rFonts w:ascii="Aptos" w:hAnsi="Aptos"/>
-                <w:sz w:val="22"/>
-              </w:rPr>
-              <w:t>3. rozwiązywanie zadań</w:t>
-            </w:r>
-          </w:p>
-          <w:p>
-            <w:pPr>
-              <w:spacing w:before="20" w:after="20"/>
-            </w:pPr>
-            <w:r>
-              <w:rPr>
-                <w:rFonts w:ascii="Aptos" w:hAnsi="Aptos"/>
-                <w:sz w:val="22"/>
-              </w:rPr>
-              <w:t>4. analiza przypadków</w:t>
-            </w:r>
-          </w:p>
-          <w:p>
-            <w:pPr>
-              <w:spacing w:before="20" w:after="20"/>
-            </w:pPr>
-            <w:r>
-              <w:rPr>
-                <w:rFonts w:ascii="Aptos" w:hAnsi="Aptos"/>
-                <w:sz w:val="22"/>
-              </w:rPr>
-              <w:t>5. projekt praktyczny</w:t>
-            </w:r>
-          </w:p>
-          <w:p>
-            <w:pPr>
-              <w:spacing w:before="20" w:after="20"/>
-            </w:pPr>
-            <w:r>
-              <w:rPr>
-                <w:rFonts w:ascii="Aptos" w:hAnsi="Aptos"/>
-                <w:sz w:val="22"/>
-              </w:rPr>
-              <w:t>6. Kryteria oceny</w:t>
-            </w:r>
-          </w:p>
-          <w:p>
-            <w:pPr>
-              <w:spacing w:before="20" w:after="20"/>
-            </w:pPr>
-            <w:r>
-              <w:rPr>
-                <w:rFonts w:ascii="Aptos" w:hAnsi="Aptos"/>
-                <w:sz w:val="22"/>
-              </w:rPr>
-              <w:t>7. 50% Kolokwium pisemne</w:t>
-            </w:r>
-          </w:p>
-          <w:p>
-            <w:pPr>
-              <w:spacing w:before="20" w:after="20"/>
-            </w:pPr>
-            <w:r>
-              <w:rPr>
-                <w:rFonts w:ascii="Aptos" w:hAnsi="Aptos"/>
-                <w:sz w:val="22"/>
-              </w:rPr>
-              <w:t>8. 50% Projekt praktyczny</w:t>
+              <w:t>1. kolokwium</w:t>
             </w:r>
           </w:p>
         </w:tc>
@@ -1618,7 +1625,7 @@
                 <w:rFonts w:ascii="Aptos" w:hAnsi="Aptos"/>
                 <w:sz w:val="22"/>
               </w:rPr>
-              <w:t>1. wykład z elementami dyskusji z prezentacją multimedialną</w:t>
+              <w:t>1. ocena sporządzonego oprogramowania</w:t>
             </w:r>
           </w:p>
           <w:p>
@@ -1630,79 +1637,7 @@
                 <w:rFonts w:ascii="Aptos" w:hAnsi="Aptos"/>
                 <w:sz w:val="22"/>
               </w:rPr>
-              <w:t>2. burza mózgów</w:t>
-            </w:r>
-          </w:p>
-          <w:p>
-            <w:pPr>
-              <w:spacing w:before="20" w:after="20"/>
-            </w:pPr>
-            <w:r>
-              <w:rPr>
-                <w:rFonts w:ascii="Aptos" w:hAnsi="Aptos"/>
-                <w:sz w:val="22"/>
-              </w:rPr>
-              <w:t>3. rozwiązywanie zadań</w:t>
-            </w:r>
-          </w:p>
-          <w:p>
-            <w:pPr>
-              <w:spacing w:before="20" w:after="20"/>
-            </w:pPr>
-            <w:r>
-              <w:rPr>
-                <w:rFonts w:ascii="Aptos" w:hAnsi="Aptos"/>
-                <w:sz w:val="22"/>
-              </w:rPr>
-              <w:t>4. analiza przypadków</w:t>
-            </w:r>
-          </w:p>
-          <w:p>
-            <w:pPr>
-              <w:spacing w:before="20" w:after="20"/>
-            </w:pPr>
-            <w:r>
-              <w:rPr>
-                <w:rFonts w:ascii="Aptos" w:hAnsi="Aptos"/>
-                <w:sz w:val="22"/>
-              </w:rPr>
-              <w:t>5. projekt praktyczny</w:t>
-            </w:r>
-          </w:p>
-          <w:p>
-            <w:pPr>
-              <w:spacing w:before="20" w:after="20"/>
-            </w:pPr>
-            <w:r>
-              <w:rPr>
-                <w:rFonts w:ascii="Aptos" w:hAnsi="Aptos"/>
-                <w:sz w:val="22"/>
-              </w:rPr>
-              <w:t>6. Kryteria oceny</w:t>
-            </w:r>
-          </w:p>
-          <w:p>
-            <w:pPr>
-              <w:spacing w:before="20" w:after="20"/>
-            </w:pPr>
-            <w:r>
-              <w:rPr>
-                <w:rFonts w:ascii="Aptos" w:hAnsi="Aptos"/>
-                <w:sz w:val="22"/>
-              </w:rPr>
-              <w:t>7. 50% Kolokwium pisemne</w:t>
-            </w:r>
-          </w:p>
-          <w:p>
-            <w:pPr>
-              <w:spacing w:before="20" w:after="20"/>
-            </w:pPr>
-            <w:r>
-              <w:rPr>
-                <w:rFonts w:ascii="Aptos" w:hAnsi="Aptos"/>
-                <w:sz w:val="22"/>
-              </w:rPr>
-              <w:t>8. 50% Projekt praktyczny</w:t>
+              <w:t>2. prezentacja projektu i dokumentacji</w:t>
             </w:r>
           </w:p>
         </w:tc>
@@ -3239,7 +3174,7 @@
                 <w:i w:val="0"/>
                 <w:sz w:val="22"/>
               </w:rPr>
-              <w:t>wykład z elementami dyskusji z prezentacją multimedialną; burza mózgów; rozwiązywanie zadań; analiza przypadków; projekt praktyczny; Kryteria oceny; 50% Kolokwium pisemne; 50% Projekt praktyczny</w:t>
+              <w:t>kolokwium; ocena sporządzonego oprogramowania; prezentacja projektu i dokumentacji</w:t>
             </w:r>
           </w:p>
         </w:tc>
@@ -3298,7 +3233,7 @@
                 <w:i w:val="0"/>
                 <w:sz w:val="22"/>
               </w:rPr>
-              <w:t>wykład z elementami dyskusji z prezentacją multimedialną; burza mózgów; rozwiązywanie zadań; analiza przypadków; projekt praktyczny; Kryteria oceny; 50% Kolokwium pisemne; 50% Projekt praktyczny</w:t>
+              <w:t>kolokwium; ocena sporządzonego oprogramowania; prezentacja projektu i dokumentacji</w:t>
             </w:r>
           </w:p>
         </w:tc>
@@ -3462,7 +3397,7 @@
                 <w:i w:val="0"/>
                 <w:sz w:val="22"/>
               </w:rPr>
-              <w:t>wykład z elementami dyskusji z prezentacją multimedialną; burza mózgów; rozwiązywanie zadań; analiza przypadków; projekt praktyczny; Kryteria oceny; 50% Kolokwium pisemne; 50% Projekt praktyczny</w:t>
+              <w:t>kolokwium; ocena sporządzonego oprogramowania; prezentacja projektu i dokumentacji</w:t>
             </w:r>
           </w:p>
         </w:tc>
@@ -3521,7 +3456,7 @@
                 <w:i w:val="0"/>
                 <w:sz w:val="22"/>
               </w:rPr>
-              <w:t>wykład z elementami dyskusji z prezentacją multimedialną; burza mózgów; rozwiązywanie zadań; analiza przypadków; projekt praktyczny; Kryteria oceny; 50% Kolokwium pisemne; 50% Projekt praktyczny</w:t>
+              <w:t>kolokwium; ocena sporządzonego oprogramowania; prezentacja projektu i dokumentacji</w:t>
             </w:r>
           </w:p>
         </w:tc>
@@ -3580,7 +3515,7 @@
                 <w:i w:val="0"/>
                 <w:sz w:val="22"/>
               </w:rPr>
-              <w:t>wykład z elementami dyskusji z prezentacją multimedialną; burza mózgów; rozwiązywanie zadań; analiza przypadków; projekt praktyczny; Kryteria oceny; 50% Kolokwium pisemne; 50% Projekt praktyczny</w:t>
+              <w:t>kolokwium; ocena sporządzonego oprogramowania; prezentacja projektu i dokumentacji</w:t>
             </w:r>
           </w:p>
         </w:tc>
@@ -3744,7 +3679,7 @@
                 <w:i w:val="0"/>
                 <w:sz w:val="22"/>
               </w:rPr>
-              <w:t>wykład z elementami dyskusji z prezentacją multimedialną; burza mózgów; rozwiązywanie zadań; analiza przypadków; projekt praktyczny; Kryteria oceny; 50% Kolokwium pisemne; 50% Projekt praktyczny</w:t>
+              <w:t>kolokwium; ocena sporządzonego oprogramowania; prezentacja projektu i dokumentacji</w:t>
             </w:r>
           </w:p>
         </w:tc>
@@ -3803,7 +3738,7 @@
                 <w:i w:val="0"/>
                 <w:sz w:val="22"/>
               </w:rPr>
-              <w:t>wykład z elementami dyskusji z prezentacją multimedialną; burza mózgów; rozwiązywanie zadań; analiza przypadków; projekt praktyczny; Kryteria oceny; 50% Kolokwium pisemne; 50% Projekt praktyczny</w:t>
+              <w:t>kolokwium; ocena sporządzonego oprogramowania; prezentacja projektu i dokumentacji</w:t>
             </w:r>
           </w:p>
         </w:tc>

--- a/public/assets/files/niestacjonarne/TIN.docx
+++ b/public/assets/files/niestacjonarne/TIN.docx
@@ -315,7 +315,7 @@
                 <w:i w:val="0"/>
                 <w:sz w:val="22"/>
               </w:rPr>
-              <w:t>4</w:t>
+              <w:t>3</w:t>
             </w:r>
           </w:p>
         </w:tc>
@@ -1093,7 +1093,7 @@
                 <w:i w:val="0"/>
                 <w:sz w:val="22"/>
               </w:rPr>
-              <w:t>68</w:t>
+              <w:t>58</w:t>
             </w:r>
           </w:p>
         </w:tc>
@@ -1113,7 +1113,7 @@
                 <w:i w:val="0"/>
                 <w:sz w:val="22"/>
               </w:rPr>
-              <w:t>2.7</w:t>
+              <w:t>2.3</w:t>
             </w:r>
           </w:p>
         </w:tc>

--- a/public/assets/files/niestacjonarne/TIN.docx
+++ b/public/assets/files/niestacjonarne/TIN.docx
@@ -1093,7 +1093,7 @@
                 <w:i w:val="0"/>
                 <w:sz w:val="22"/>
               </w:rPr>
-              <w:t>58</w:t>
+              <w:t>43</w:t>
             </w:r>
           </w:p>
         </w:tc>
@@ -1113,7 +1113,7 @@
                 <w:i w:val="0"/>
                 <w:sz w:val="22"/>
               </w:rPr>
-              <w:t>2.3</w:t>
+              <w:t>1.7</w:t>
             </w:r>
           </w:p>
         </w:tc>

--- a/public/assets/files/niestacjonarne/TIN.docx
+++ b/public/assets/files/niestacjonarne/TIN.docx
@@ -3174,7 +3174,7 @@
                 <w:i w:val="0"/>
                 <w:sz w:val="22"/>
               </w:rPr>
-              <w:t>kolokwium; ocena sporządzonego oprogramowania; prezentacja projektu i dokumentacji</w:t>
+              <w:t>kolokwium</w:t>
             </w:r>
           </w:p>
         </w:tc>
@@ -3195,7 +3195,7 @@
                 <w:i w:val="0"/>
                 <w:sz w:val="22"/>
               </w:rPr>
-              <w:t>K_W10</w:t>
+              <w:t>K_W21</w:t>
             </w:r>
           </w:p>
         </w:tc>
@@ -3233,7 +3233,7 @@
                 <w:i w:val="0"/>
                 <w:sz w:val="22"/>
               </w:rPr>
-              <w:t>kolokwium; ocena sporządzonego oprogramowania; prezentacja projektu i dokumentacji</w:t>
+              <w:t>kolokwium</w:t>
             </w:r>
           </w:p>
         </w:tc>
@@ -3359,7 +3359,7 @@
                 <w:i w:val="0"/>
                 <w:sz w:val="22"/>
               </w:rPr>
-              <w:t>K_U04</w:t>
+              <w:t>K_U15</w:t>
             </w:r>
           </w:p>
         </w:tc>
@@ -3397,66 +3397,7 @@
                 <w:i w:val="0"/>
                 <w:sz w:val="22"/>
               </w:rPr>
-              <w:t>kolokwium; ocena sporządzonego oprogramowania; prezentacja projektu i dokumentacji</w:t>
-            </w:r>
-          </w:p>
-        </w:tc>
-      </w:tr>
-      <w:tr>
-        <w:tc>
-          <w:tcPr>
-            <w:tcW w:type="dxa" w:w="3324"/>
-          </w:tcPr>
-          <w:p>
-            <w:pPr>
-              <w:spacing w:before="20" w:after="20"/>
-            </w:pPr>
-            <w:r>
-              <w:rPr>
-                <w:rFonts w:ascii="Aptos" w:hAnsi="Aptos"/>
-                <w:b w:val="0"/>
-                <w:i w:val="0"/>
-                <w:sz w:val="22"/>
-              </w:rPr>
-              <w:t>K_U15</w:t>
-            </w:r>
-          </w:p>
-        </w:tc>
-        <w:tc>
-          <w:tcPr>
-            <w:tcW w:type="dxa" w:w="3324"/>
-          </w:tcPr>
-          <w:p>
-            <w:pPr>
-              <w:spacing w:before="20" w:after="20"/>
-            </w:pPr>
-            <w:r>
-              <w:rPr>
-                <w:rFonts w:ascii="Aptos" w:hAnsi="Aptos"/>
-                <w:b w:val="0"/>
-                <w:i w:val="0"/>
-                <w:sz w:val="22"/>
-              </w:rPr>
-              <w:t>Student potrafi wytworzyć warstwową aplikację webową (frontend + backend + baza danych) z użyciem nowoczesnego stosu technologicznego, z uwzględnieniem bezpieczeństwa, wydajności i responsywności. [K_U24]</w:t>
-            </w:r>
-          </w:p>
-        </w:tc>
-        <w:tc>
-          <w:tcPr>
-            <w:tcW w:type="dxa" w:w="3324"/>
-          </w:tcPr>
-          <w:p>
-            <w:pPr>
-              <w:spacing w:before="20" w:after="20"/>
-            </w:pPr>
-            <w:r>
-              <w:rPr>
-                <w:rFonts w:ascii="Aptos" w:hAnsi="Aptos"/>
-                <w:b w:val="0"/>
-                <w:i w:val="0"/>
-                <w:sz w:val="22"/>
-              </w:rPr>
-              <w:t>kolokwium; ocena sporządzonego oprogramowania; prezentacja projektu i dokumentacji</w:t>
+              <w:t>ocena sporządzonego oprogramowania, prezentacja projektu i dokumentacji</w:t>
             </w:r>
           </w:p>
         </w:tc>
@@ -3496,6 +3437,65 @@
                 <w:i w:val="0"/>
                 <w:sz w:val="22"/>
               </w:rPr>
+              <w:t>Student potrafi wytworzyć warstwową aplikację webową (frontend + backend + baza danych) z użyciem nowoczesnego stosu technologicznego, z uwzględnieniem bezpieczeństwa, wydajności i responsywności. [K_U24]</w:t>
+            </w:r>
+          </w:p>
+        </w:tc>
+        <w:tc>
+          <w:tcPr>
+            <w:tcW w:type="dxa" w:w="3324"/>
+          </w:tcPr>
+          <w:p>
+            <w:pPr>
+              <w:spacing w:before="20" w:after="20"/>
+            </w:pPr>
+            <w:r>
+              <w:rPr>
+                <w:rFonts w:ascii="Aptos" w:hAnsi="Aptos"/>
+                <w:b w:val="0"/>
+                <w:i w:val="0"/>
+                <w:sz w:val="22"/>
+              </w:rPr>
+              <w:t>ocena sporządzonego oprogramowania, prezentacja projektu i dokumentacji</w:t>
+            </w:r>
+          </w:p>
+        </w:tc>
+      </w:tr>
+      <w:tr>
+        <w:tc>
+          <w:tcPr>
+            <w:tcW w:type="dxa" w:w="3324"/>
+          </w:tcPr>
+          <w:p>
+            <w:pPr>
+              <w:spacing w:before="20" w:after="20"/>
+            </w:pPr>
+            <w:r>
+              <w:rPr>
+                <w:rFonts w:ascii="Aptos" w:hAnsi="Aptos"/>
+                <w:b w:val="0"/>
+                <w:i w:val="0"/>
+                <w:sz w:val="22"/>
+              </w:rPr>
+              <w:t>K_U28</w:t>
+            </w:r>
+          </w:p>
+        </w:tc>
+        <w:tc>
+          <w:tcPr>
+            <w:tcW w:type="dxa" w:w="3324"/>
+          </w:tcPr>
+          <w:p>
+            <w:pPr>
+              <w:spacing w:before="20" w:after="20"/>
+            </w:pPr>
+            <w:r>
+              <w:rPr>
+                <w:rFonts w:ascii="Aptos" w:hAnsi="Aptos"/>
+                <w:b w:val="0"/>
+                <w:i w:val="0"/>
+                <w:sz w:val="22"/>
+              </w:rPr>
               <w:t>Student potrafi zdiagnozować problem specyficzny dla aplikacji webowej i zaprojektować jego rozwiązanie z doborem odpowiednich narzędzi i technologii. [K_U28]</w:t>
             </w:r>
           </w:p>
@@ -3515,7 +3515,7 @@
                 <w:i w:val="0"/>
                 <w:sz w:val="22"/>
               </w:rPr>
-              <w:t>kolokwium; ocena sporządzonego oprogramowania; prezentacja projektu i dokumentacji</w:t>
+              <w:t>ocena sporządzonego oprogramowania, prezentacja projektu i dokumentacji</w:t>
             </w:r>
           </w:p>
         </w:tc>
@@ -3679,7 +3679,7 @@
                 <w:i w:val="0"/>
                 <w:sz w:val="22"/>
               </w:rPr>
-              <w:t>kolokwium; ocena sporządzonego oprogramowania; prezentacja projektu i dokumentacji</w:t>
+              <w:t>ocena sporządzonego oprogramowania, prezentacja projektu i dokumentacji</w:t>
             </w:r>
           </w:p>
         </w:tc>
@@ -3738,7 +3738,7 @@
                 <w:i w:val="0"/>
                 <w:sz w:val="22"/>
               </w:rPr>
-              <w:t>kolokwium; ocena sporządzonego oprogramowania; prezentacja projektu i dokumentacji</w:t>
+              <w:t>ocena sporządzonego oprogramowania, prezentacja projektu i dokumentacji</w:t>
             </w:r>
           </w:p>
         </w:tc>

--- a/public/assets/files/niestacjonarne/TIN.docx
+++ b/public/assets/files/niestacjonarne/TIN.docx
@@ -1921,14 +1921,13 @@
       </w:tblPr>
       <w:tblGrid>
         <w:gridCol w:w="680"/>
-        <w:gridCol w:w="4536"/>
-        <w:gridCol w:w="4252"/>
+        <w:gridCol w:w="8788"/>
       </w:tblGrid>
       <w:tr>
         <w:tc>
           <w:tcPr>
             <w:tcW w:type="dxa" w:w="9468"/>
-            <w:gridSpan w:val="3"/>
+            <w:gridSpan w:val="2"/>
             <w:shd w:val="clear" w:color="auto" w:fill="D9D9D9"/>
           </w:tcPr>
           <w:p>
@@ -1970,7 +1969,7 @@
         </w:tc>
         <w:tc>
           <w:tcPr>
-            <w:tcW w:type="dxa" w:w="4536"/>
+            <w:tcW w:type="dxa" w:w="8788"/>
             <w:shd w:val="clear" w:color="auto" w:fill="D9D9D9"/>
           </w:tcPr>
           <w:p>
@@ -1984,27 +1983,7 @@
                 <w:i w:val="0"/>
                 <w:sz w:val="16"/>
               </w:rPr>
-              <w:t>Wykład</w:t>
-            </w:r>
-          </w:p>
-        </w:tc>
-        <w:tc>
-          <w:tcPr>
-            <w:tcW w:type="dxa" w:w="4252"/>
-            <w:shd w:val="clear" w:color="auto" w:fill="D9D9D9"/>
-          </w:tcPr>
-          <w:p>
-            <w:pPr>
-              <w:spacing w:before="20" w:after="20"/>
-            </w:pPr>
-            <w:r>
-              <w:rPr>
-                <w:rFonts w:ascii="Aptos" w:hAnsi="Aptos"/>
-                <w:b/>
-                <w:i w:val="0"/>
-                <w:sz w:val="16"/>
-              </w:rPr>
-              <w:t>Ćwiczenia / Laboratorium / Pracownia</w:t>
+              <w:t>Treści programowe</w:t>
             </w:r>
           </w:p>
         </w:tc>
@@ -2031,7 +2010,7 @@
         </w:tc>
         <w:tc>
           <w:tcPr>
-            <w:tcW w:type="dxa" w:w="4536"/>
+            <w:tcW w:type="dxa" w:w="8788"/>
           </w:tcPr>
           <w:p>
             <w:pPr>
@@ -2045,24 +2024,6 @@
                 <w:sz w:val="22"/>
               </w:rPr>
               <w:t>Przegląd technologii internetowych i ich rola w tworzeniu nowoczesnych stron internetowych.</w:t>
-            </w:r>
-          </w:p>
-        </w:tc>
-        <w:tc>
-          <w:tcPr>
-            <w:tcW w:type="dxa" w:w="4252"/>
-          </w:tcPr>
-          <w:p>
-            <w:pPr>
-              <w:spacing w:before="20" w:after="20"/>
-            </w:pPr>
-            <w:r>
-              <w:rPr>
-                <w:rFonts w:ascii="Aptos" w:hAnsi="Aptos"/>
-                <w:b w:val="0"/>
-                <w:i w:val="0"/>
-                <w:sz w:val="22"/>
-              </w:rPr>
             </w:r>
           </w:p>
         </w:tc>
@@ -2089,7 +2050,7 @@
         </w:tc>
         <w:tc>
           <w:tcPr>
-            <w:tcW w:type="dxa" w:w="4536"/>
+            <w:tcW w:type="dxa" w:w="8788"/>
           </w:tcPr>
           <w:p>
             <w:pPr>
@@ -2103,24 +2064,6 @@
                 <w:sz w:val="22"/>
               </w:rPr>
               <w:t>Zasady responsywności stron internetowych i ich implementacja.</w:t>
-            </w:r>
-          </w:p>
-        </w:tc>
-        <w:tc>
-          <w:tcPr>
-            <w:tcW w:type="dxa" w:w="4252"/>
-          </w:tcPr>
-          <w:p>
-            <w:pPr>
-              <w:spacing w:before="20" w:after="20"/>
-            </w:pPr>
-            <w:r>
-              <w:rPr>
-                <w:rFonts w:ascii="Aptos" w:hAnsi="Aptos"/>
-                <w:b w:val="0"/>
-                <w:i w:val="0"/>
-                <w:sz w:val="22"/>
-              </w:rPr>
             </w:r>
           </w:p>
         </w:tc>
@@ -2147,7 +2090,7 @@
         </w:tc>
         <w:tc>
           <w:tcPr>
-            <w:tcW w:type="dxa" w:w="4536"/>
+            <w:tcW w:type="dxa" w:w="8788"/>
           </w:tcPr>
           <w:p>
             <w:pPr>
@@ -2161,24 +2104,6 @@
                 <w:sz w:val="22"/>
               </w:rPr>
               <w:t>Techniki zaawansowanego stylowania CSS oraz organizacja i optymalizacja kodu.</w:t>
-            </w:r>
-          </w:p>
-        </w:tc>
-        <w:tc>
-          <w:tcPr>
-            <w:tcW w:type="dxa" w:w="4252"/>
-          </w:tcPr>
-          <w:p>
-            <w:pPr>
-              <w:spacing w:before="20" w:after="20"/>
-            </w:pPr>
-            <w:r>
-              <w:rPr>
-                <w:rFonts w:ascii="Aptos" w:hAnsi="Aptos"/>
-                <w:b w:val="0"/>
-                <w:i w:val="0"/>
-                <w:sz w:val="22"/>
-              </w:rPr>
             </w:r>
           </w:p>
         </w:tc>
@@ -2205,7 +2130,7 @@
         </w:tc>
         <w:tc>
           <w:tcPr>
-            <w:tcW w:type="dxa" w:w="4536"/>
+            <w:tcW w:type="dxa" w:w="8788"/>
           </w:tcPr>
           <w:p>
             <w:pPr>
@@ -2219,24 +2144,6 @@
                 <w:sz w:val="22"/>
               </w:rPr>
               <w:t>Zastosowanie narzędzi do tworzenia układów i stylizacji stron internetowych.</w:t>
-            </w:r>
-          </w:p>
-        </w:tc>
-        <w:tc>
-          <w:tcPr>
-            <w:tcW w:type="dxa" w:w="4252"/>
-          </w:tcPr>
-          <w:p>
-            <w:pPr>
-              <w:spacing w:before="20" w:after="20"/>
-            </w:pPr>
-            <w:r>
-              <w:rPr>
-                <w:rFonts w:ascii="Aptos" w:hAnsi="Aptos"/>
-                <w:b w:val="0"/>
-                <w:i w:val="0"/>
-                <w:sz w:val="22"/>
-              </w:rPr>
             </w:r>
           </w:p>
         </w:tc>
@@ -2263,7 +2170,7 @@
         </w:tc>
         <w:tc>
           <w:tcPr>
-            <w:tcW w:type="dxa" w:w="4536"/>
+            <w:tcW w:type="dxa" w:w="8788"/>
           </w:tcPr>
           <w:p>
             <w:pPr>
@@ -2277,24 +2184,6 @@
                 <w:sz w:val="22"/>
               </w:rPr>
               <w:t>Wprowadzenie do języka JavaScript: zmienne oraz operatory.</w:t>
-            </w:r>
-          </w:p>
-        </w:tc>
-        <w:tc>
-          <w:tcPr>
-            <w:tcW w:type="dxa" w:w="4252"/>
-          </w:tcPr>
-          <w:p>
-            <w:pPr>
-              <w:spacing w:before="20" w:after="20"/>
-            </w:pPr>
-            <w:r>
-              <w:rPr>
-                <w:rFonts w:ascii="Aptos" w:hAnsi="Aptos"/>
-                <w:b w:val="0"/>
-                <w:i w:val="0"/>
-                <w:sz w:val="22"/>
-              </w:rPr>
             </w:r>
           </w:p>
         </w:tc>
@@ -2321,7 +2210,7 @@
         </w:tc>
         <w:tc>
           <w:tcPr>
-            <w:tcW w:type="dxa" w:w="4536"/>
+            <w:tcW w:type="dxa" w:w="8788"/>
           </w:tcPr>
           <w:p>
             <w:pPr>
@@ -2335,24 +2224,6 @@
                 <w:sz w:val="22"/>
               </w:rPr>
               <w:t>Funkcje i paradygmat programowania funkcyjnego w języku JavaScript.</w:t>
-            </w:r>
-          </w:p>
-        </w:tc>
-        <w:tc>
-          <w:tcPr>
-            <w:tcW w:type="dxa" w:w="4252"/>
-          </w:tcPr>
-          <w:p>
-            <w:pPr>
-              <w:spacing w:before="20" w:after="20"/>
-            </w:pPr>
-            <w:r>
-              <w:rPr>
-                <w:rFonts w:ascii="Aptos" w:hAnsi="Aptos"/>
-                <w:b w:val="0"/>
-                <w:i w:val="0"/>
-                <w:sz w:val="22"/>
-              </w:rPr>
             </w:r>
           </w:p>
         </w:tc>
@@ -2379,7 +2250,7 @@
         </w:tc>
         <w:tc>
           <w:tcPr>
-            <w:tcW w:type="dxa" w:w="4536"/>
+            <w:tcW w:type="dxa" w:w="8788"/>
           </w:tcPr>
           <w:p>
             <w:pPr>
@@ -2393,24 +2264,6 @@
                 <w:sz w:val="22"/>
               </w:rPr>
               <w:t>Programowanie obiektowe w JavaScript oraz manipulacja obiektami.</w:t>
-            </w:r>
-          </w:p>
-        </w:tc>
-        <w:tc>
-          <w:tcPr>
-            <w:tcW w:type="dxa" w:w="4252"/>
-          </w:tcPr>
-          <w:p>
-            <w:pPr>
-              <w:spacing w:before="20" w:after="20"/>
-            </w:pPr>
-            <w:r>
-              <w:rPr>
-                <w:rFonts w:ascii="Aptos" w:hAnsi="Aptos"/>
-                <w:b w:val="0"/>
-                <w:i w:val="0"/>
-                <w:sz w:val="22"/>
-              </w:rPr>
             </w:r>
           </w:p>
         </w:tc>
@@ -2437,7 +2290,7 @@
         </w:tc>
         <w:tc>
           <w:tcPr>
-            <w:tcW w:type="dxa" w:w="4536"/>
+            <w:tcW w:type="dxa" w:w="8788"/>
           </w:tcPr>
           <w:p>
             <w:pPr>
@@ -2451,24 +2304,6 @@
                 <w:sz w:val="22"/>
               </w:rPr>
               <w:t>Zarządzanie zdarzeniami w JavaScript oraz modyfikacja struktury DOM.</w:t>
-            </w:r>
-          </w:p>
-        </w:tc>
-        <w:tc>
-          <w:tcPr>
-            <w:tcW w:type="dxa" w:w="4252"/>
-          </w:tcPr>
-          <w:p>
-            <w:pPr>
-              <w:spacing w:before="20" w:after="20"/>
-            </w:pPr>
-            <w:r>
-              <w:rPr>
-                <w:rFonts w:ascii="Aptos" w:hAnsi="Aptos"/>
-                <w:b w:val="0"/>
-                <w:i w:val="0"/>
-                <w:sz w:val="22"/>
-              </w:rPr>
             </w:r>
           </w:p>
         </w:tc>
@@ -2495,7 +2330,7 @@
         </w:tc>
         <w:tc>
           <w:tcPr>
-            <w:tcW w:type="dxa" w:w="4536"/>
+            <w:tcW w:type="dxa" w:w="8788"/>
           </w:tcPr>
           <w:p>
             <w:pPr>
@@ -2509,24 +2344,6 @@
                 <w:sz w:val="22"/>
               </w:rPr>
               <w:t>Asynchroniczne programowanie w JavaScript: podstawy i praktyczne zastosowania.</w:t>
-            </w:r>
-          </w:p>
-        </w:tc>
-        <w:tc>
-          <w:tcPr>
-            <w:tcW w:type="dxa" w:w="4252"/>
-          </w:tcPr>
-          <w:p>
-            <w:pPr>
-              <w:spacing w:before="20" w:after="20"/>
-            </w:pPr>
-            <w:r>
-              <w:rPr>
-                <w:rFonts w:ascii="Aptos" w:hAnsi="Aptos"/>
-                <w:b w:val="0"/>
-                <w:i w:val="0"/>
-                <w:sz w:val="22"/>
-              </w:rPr>
             </w:r>
           </w:p>
         </w:tc>
@@ -2553,7 +2370,7 @@
         </w:tc>
         <w:tc>
           <w:tcPr>
-            <w:tcW w:type="dxa" w:w="4536"/>
+            <w:tcW w:type="dxa" w:w="8788"/>
           </w:tcPr>
           <w:p>
             <w:pPr>
@@ -2567,24 +2384,6 @@
                 <w:sz w:val="22"/>
               </w:rPr>
               <w:t>Zaawansowane techniki programowania w JavaScript: rozprzestrzenianie i destrukturyzacja.</w:t>
-            </w:r>
-          </w:p>
-        </w:tc>
-        <w:tc>
-          <w:tcPr>
-            <w:tcW w:type="dxa" w:w="4252"/>
-          </w:tcPr>
-          <w:p>
-            <w:pPr>
-              <w:spacing w:before="20" w:after="20"/>
-            </w:pPr>
-            <w:r>
-              <w:rPr>
-                <w:rFonts w:ascii="Aptos" w:hAnsi="Aptos"/>
-                <w:b w:val="0"/>
-                <w:i w:val="0"/>
-                <w:sz w:val="22"/>
-              </w:rPr>
             </w:r>
           </w:p>
         </w:tc>
@@ -2611,7 +2410,7 @@
         </w:tc>
         <w:tc>
           <w:tcPr>
-            <w:tcW w:type="dxa" w:w="4536"/>
+            <w:tcW w:type="dxa" w:w="8788"/>
           </w:tcPr>
           <w:p>
             <w:pPr>
@@ -2625,24 +2424,6 @@
                 <w:sz w:val="22"/>
               </w:rPr>
               <w:t>Wprowadzenie do mechanizmów obsługi zdarzeń w aplikacjach internetowych.</w:t>
-            </w:r>
-          </w:p>
-        </w:tc>
-        <w:tc>
-          <w:tcPr>
-            <w:tcW w:type="dxa" w:w="4252"/>
-          </w:tcPr>
-          <w:p>
-            <w:pPr>
-              <w:spacing w:before="20" w:after="20"/>
-            </w:pPr>
-            <w:r>
-              <w:rPr>
-                <w:rFonts w:ascii="Aptos" w:hAnsi="Aptos"/>
-                <w:b w:val="0"/>
-                <w:i w:val="0"/>
-                <w:sz w:val="22"/>
-              </w:rPr>
             </w:r>
           </w:p>
         </w:tc>
@@ -2669,7 +2450,7 @@
         </w:tc>
         <w:tc>
           <w:tcPr>
-            <w:tcW w:type="dxa" w:w="4536"/>
+            <w:tcW w:type="dxa" w:w="8788"/>
           </w:tcPr>
           <w:p>
             <w:pPr>
@@ -2683,24 +2464,6 @@
                 <w:sz w:val="22"/>
               </w:rPr>
               <w:t>Obsługa komunikacji sieciowej w JavaScript, w tym zapytania HTTP i mechanizmy komunikacji w czasie rzeczywistym.</w:t>
-            </w:r>
-          </w:p>
-        </w:tc>
-        <w:tc>
-          <w:tcPr>
-            <w:tcW w:type="dxa" w:w="4252"/>
-          </w:tcPr>
-          <w:p>
-            <w:pPr>
-              <w:spacing w:before="20" w:after="20"/>
-            </w:pPr>
-            <w:r>
-              <w:rPr>
-                <w:rFonts w:ascii="Aptos" w:hAnsi="Aptos"/>
-                <w:b w:val="0"/>
-                <w:i w:val="0"/>
-                <w:sz w:val="22"/>
-              </w:rPr>
             </w:r>
           </w:p>
         </w:tc>
@@ -2727,7 +2490,7 @@
         </w:tc>
         <w:tc>
           <w:tcPr>
-            <w:tcW w:type="dxa" w:w="4536"/>
+            <w:tcW w:type="dxa" w:w="8788"/>
           </w:tcPr>
           <w:p>
             <w:pPr>
@@ -2741,24 +2504,6 @@
                 <w:sz w:val="22"/>
               </w:rPr>
               <w:t>Podstawy pracy z technologiami serwerowymi oraz budowa aplikacji internetowych.</w:t>
-            </w:r>
-          </w:p>
-        </w:tc>
-        <w:tc>
-          <w:tcPr>
-            <w:tcW w:type="dxa" w:w="4252"/>
-          </w:tcPr>
-          <w:p>
-            <w:pPr>
-              <w:spacing w:before="20" w:after="20"/>
-            </w:pPr>
-            <w:r>
-              <w:rPr>
-                <w:rFonts w:ascii="Aptos" w:hAnsi="Aptos"/>
-                <w:b w:val="0"/>
-                <w:i w:val="0"/>
-                <w:sz w:val="22"/>
-              </w:rPr>
             </w:r>
           </w:p>
         </w:tc>
@@ -2785,7 +2530,7 @@
         </w:tc>
         <w:tc>
           <w:tcPr>
-            <w:tcW w:type="dxa" w:w="4536"/>
+            <w:tcW w:type="dxa" w:w="8788"/>
           </w:tcPr>
           <w:p>
             <w:pPr>
@@ -2799,24 +2544,6 @@
                 <w:sz w:val="22"/>
               </w:rPr>
               <w:t>Wprowadzenie do tworzenia aplikacji internetowych z wykorzystaniem popularnych narzędzi serwerowych.</w:t>
-            </w:r>
-          </w:p>
-        </w:tc>
-        <w:tc>
-          <w:tcPr>
-            <w:tcW w:type="dxa" w:w="4252"/>
-          </w:tcPr>
-          <w:p>
-            <w:pPr>
-              <w:spacing w:before="20" w:after="20"/>
-            </w:pPr>
-            <w:r>
-              <w:rPr>
-                <w:rFonts w:ascii="Aptos" w:hAnsi="Aptos"/>
-                <w:b w:val="0"/>
-                <w:i w:val="0"/>
-                <w:sz w:val="22"/>
-              </w:rPr>
             </w:r>
           </w:p>
         </w:tc>
